--- a/Титульник ОПЗБД.docx
+++ b/Титульник ОПЗБД.docx
@@ -2,71 +2,6 @@
 <file path=word/document.xml><?xml version="1.0" encoding="utf-8"?>
 <w:document xmlns:wpc="http://schemas.microsoft.com/office/word/2010/wordprocessingCanvas" xmlns:cx="http://schemas.microsoft.com/office/drawing/2014/chartex" xmlns:cx1="http://schemas.microsoft.com/office/drawing/2015/9/8/chartex" xmlns:cx2="http://schemas.microsoft.com/office/drawing/2015/10/21/chartex" xmlns:cx3="http://schemas.microsoft.com/office/drawing/2016/5/9/chartex" xmlns:cx4="http://schemas.microsoft.com/office/drawing/2016/5/10/chartex" xmlns:cx5="http://schemas.microsoft.com/office/drawing/2016/5/11/chartex" xmlns:cx6="http://schemas.microsoft.com/office/drawing/2016/5/12/chartex" xmlns:cx7="http://schemas.microsoft.com/office/drawing/2016/5/13/chartex" xmlns:cx8="http://schemas.microsoft.com/office/drawing/2016/5/14/chartex" xmlns:mc="http://schemas.openxmlformats.org/markup-compatibility/2006" xmlns:aink="http://schemas.microsoft.com/office/drawing/2016/ink" xmlns:am3d="http://schemas.microsoft.com/office/drawing/2017/model3d" xmlns:o="urn:schemas-microsoft-com:office:office" xmlns:oel="http://schemas.microsoft.com/office/2019/extlst" xmlns:r="http://schemas.openxmlformats.org/officeDocument/2006/relationships" xmlns:m="http://schemas.openxmlformats.org/officeDocument/2006/math" xmlns:v="urn:schemas-microsoft-com:vml" xmlns:wp14="http://schemas.microsoft.com/office/word/2010/wordprocessingDrawing" xmlns:wp="http://schemas.openxmlformats.org/drawingml/2006/wordprocessingDrawing" xmlns:w10="urn:schemas-microsoft-com:office:word" xmlns:w="http://schemas.openxmlformats.org/wordprocessingml/2006/main" xmlns:w14="http://schemas.microsoft.com/office/word/2010/wordml" xmlns:w15="http://schemas.microsoft.com/office/word/2012/wordml" xmlns:w16cex="http://schemas.microsoft.com/office/word/2018/wordml/cex" xmlns:w16cid="http://schemas.microsoft.com/office/word/2016/wordml/cid" xmlns:w16="http://schemas.microsoft.com/office/word/2018/wordml" xmlns:w16du="http://schemas.microsoft.com/office/word/2023/wordml/word16du" xmlns:w16sdtdh="http://schemas.microsoft.com/office/word/2020/wordml/sdtdatahash" xmlns:w16sdtfl="http://schemas.microsoft.com/office/word/2024/wordml/sdtformatlock" xmlns:w16se="http://schemas.microsoft.com/office/word/2015/wordml/symex" xmlns:wpg="http://schemas.microsoft.com/office/word/2010/wordprocessingGroup" xmlns:wpi="http://schemas.microsoft.com/office/word/2010/wordprocessingInk" xmlns:wne="http://schemas.microsoft.com/office/word/2006/wordml" xmlns:wps="http://schemas.microsoft.com/office/word/2010/wordprocessingShape" mc:Ignorable="w14 w15 w16se w16cid w16 w16cex w16sdtdh w16sdtfl w16du wp14">
   <w:body>
-    <w:p>
-      <w:pPr>
-        <w:ind w:firstLine="0"/>
-        <w:jc w:val="center"/>
-        <w:rPr>
-          <w:sz w:val="24"/>
-          <w:szCs w:val="24"/>
-        </w:rPr>
-      </w:pPr>
-      <w:r>
-        <w:rPr>
-          <w:noProof/>
-          <w:sz w:val="24"/>
-          <w:szCs w:val="24"/>
-        </w:rPr>
-        <w:drawing>
-          <wp:inline distT="0" distB="0" distL="0" distR="0" wp14:anchorId="34F6BF76" wp14:editId="791BEC3A">
-            <wp:extent cx="594360" cy="594360"/>
-            <wp:effectExtent l="0" t="0" r="0" b="0"/>
-            <wp:docPr id="30" name="Рисунок 30"/>
-            <wp:cNvGraphicFramePr>
-              <a:graphicFrameLocks xmlns:a="http://schemas.openxmlformats.org/drawingml/2006/main" noChangeAspect="1"/>
-            </wp:cNvGraphicFramePr>
-            <a:graphic xmlns:a="http://schemas.openxmlformats.org/drawingml/2006/main">
-              <a:graphicData uri="http://schemas.openxmlformats.org/drawingml/2006/picture">
-                <pic:pic xmlns:pic="http://schemas.openxmlformats.org/drawingml/2006/picture">
-                  <pic:nvPicPr>
-                    <pic:cNvPr id="0" name="Рисунок 17"/>
-                    <pic:cNvPicPr>
-                      <a:picLocks noChangeAspect="1" noChangeArrowheads="1"/>
-                    </pic:cNvPicPr>
-                  </pic:nvPicPr>
-                  <pic:blipFill>
-                    <a:blip r:embed="rId6">
-                      <a:extLst>
-                        <a:ext uri="{28A0092B-C50C-407E-A947-70E740481C1C}">
-                          <a14:useLocalDpi xmlns:a14="http://schemas.microsoft.com/office/drawing/2010/main" val="0"/>
-                        </a:ext>
-                      </a:extLst>
-                    </a:blip>
-                    <a:srcRect/>
-                    <a:stretch>
-                      <a:fillRect/>
-                    </a:stretch>
-                  </pic:blipFill>
-                  <pic:spPr bwMode="auto">
-                    <a:xfrm>
-                      <a:off x="0" y="0"/>
-                      <a:ext cx="594360" cy="594360"/>
-                    </a:xfrm>
-                    <a:prstGeom prst="rect">
-                      <a:avLst/>
-                    </a:prstGeom>
-                    <a:noFill/>
-                    <a:ln>
-                      <a:noFill/>
-                    </a:ln>
-                  </pic:spPr>
-                </pic:pic>
-              </a:graphicData>
-            </a:graphic>
-          </wp:inline>
-        </w:drawing>
-      </w:r>
-    </w:p>
     <w:p>
       <w:pPr>
         <w:ind w:firstLine="0"/>
@@ -1525,6 +1460,87 @@
     </w:p>
     <w:p>
       <w:pPr>
+        <w:spacing w:line="276" w:lineRule="auto"/>
+        <w:ind w:firstLine="0"/>
+        <w:jc w:val="left"/>
+        <w:rPr>
+          <w:sz w:val="24"/>
+          <w:szCs w:val="24"/>
+        </w:rPr>
+      </w:pPr>
+      <w:r>
+        <w:rPr>
+          <w:b/>
+          <w:bCs/>
+          <w:sz w:val="24"/>
+          <w:szCs w:val="24"/>
+        </w:rPr>
+        <w:t>Лабораторная работа №1</w:t>
+      </w:r>
+      <w:r>
+        <w:rPr>
+          <w:b/>
+          <w:bCs/>
+          <w:sz w:val="24"/>
+          <w:szCs w:val="24"/>
+        </w:rPr>
+        <w:t>2</w:t>
+      </w:r>
+      <w:r>
+        <w:rPr>
+          <w:b/>
+          <w:bCs/>
+          <w:sz w:val="24"/>
+          <w:szCs w:val="24"/>
+        </w:rPr>
+        <w:t xml:space="preserve">    ______________________</w:t>
+      </w:r>
+      <w:r>
+        <w:rPr>
+          <w:b/>
+          <w:bCs/>
+          <w:sz w:val="24"/>
+          <w:szCs w:val="24"/>
+        </w:rPr>
+        <w:t>_</w:t>
+      </w:r>
+      <w:r>
+        <w:rPr>
+          <w:b/>
+          <w:bCs/>
+          <w:sz w:val="24"/>
+          <w:szCs w:val="24"/>
+        </w:rPr>
+        <w:t xml:space="preserve"> </w:t>
+      </w:r>
+      <w:proofErr w:type="gramStart"/>
+      <w:r>
+        <w:rPr>
+          <w:b/>
+          <w:bCs/>
+          <w:sz w:val="24"/>
+          <w:szCs w:val="24"/>
+        </w:rPr>
+        <w:t xml:space="preserve">   </w:t>
+      </w:r>
+      <w:r>
+        <w:rPr>
+          <w:sz w:val="24"/>
+          <w:szCs w:val="24"/>
+        </w:rPr>
+        <w:t>(</w:t>
+      </w:r>
+      <w:proofErr w:type="gramEnd"/>
+      <w:r>
+        <w:rPr>
+          <w:sz w:val="24"/>
+          <w:szCs w:val="24"/>
+        </w:rPr>
+        <w:t>подпись преподавателя, дата)</w:t>
+      </w:r>
+    </w:p>
+    <w:p>
+      <w:pPr>
         <w:ind w:firstLine="0"/>
         <w:jc w:val="center"/>
         <w:rPr>
@@ -1532,6 +1548,16 @@
           <w:szCs w:val="24"/>
         </w:rPr>
       </w:pPr>
+    </w:p>
+    <w:p>
+      <w:pPr>
+        <w:ind w:firstLine="0"/>
+        <w:jc w:val="center"/>
+        <w:rPr>
+          <w:sz w:val="24"/>
+          <w:szCs w:val="24"/>
+        </w:rPr>
+      </w:pPr>
       <w:r>
         <w:rPr>
           <w:sz w:val="24"/>
@@ -1561,10 +1587,11 @@
       </w:r>
     </w:p>
     <w:sectPr>
+      <w:headerReference w:type="default" r:id="rId6"/>
       <w:headerReference w:type="first" r:id="rId7"/>
       <w:footerReference w:type="first" r:id="rId8"/>
       <w:pgSz w:w="11900" w:h="16840"/>
-      <w:pgMar w:top="1134" w:right="850" w:bottom="1134" w:left="1701" w:header="708" w:footer="708" w:gutter="0"/>
+      <w:pgMar w:top="1134" w:right="850" w:bottom="851" w:left="1701" w:header="708" w:footer="708" w:gutter="0"/>
       <w:cols w:space="708"/>
       <w:docGrid w:linePitch="360"/>
     </w:sectPr>
@@ -1654,6 +1681,73 @@
 </file>
 
 <file path=word/header1.xml><?xml version="1.0" encoding="utf-8"?>
+<w:hdr xmlns:wpc="http://schemas.microsoft.com/office/word/2010/wordprocessingCanvas" xmlns:cx="http://schemas.microsoft.com/office/drawing/2014/chartex" xmlns:cx1="http://schemas.microsoft.com/office/drawing/2015/9/8/chartex" xmlns:cx2="http://schemas.microsoft.com/office/drawing/2015/10/21/chartex" xmlns:cx3="http://schemas.microsoft.com/office/drawing/2016/5/9/chartex" xmlns:cx4="http://schemas.microsoft.com/office/drawing/2016/5/10/chartex" xmlns:cx5="http://schemas.microsoft.com/office/drawing/2016/5/11/chartex" xmlns:cx6="http://schemas.microsoft.com/office/drawing/2016/5/12/chartex" xmlns:cx7="http://schemas.microsoft.com/office/drawing/2016/5/13/chartex" xmlns:cx8="http://schemas.microsoft.com/office/drawing/2016/5/14/chartex" xmlns:mc="http://schemas.openxmlformats.org/markup-compatibility/2006" xmlns:aink="http://schemas.microsoft.com/office/drawing/2016/ink" xmlns:am3d="http://schemas.microsoft.com/office/drawing/2017/model3d" xmlns:o="urn:schemas-microsoft-com:office:office" xmlns:oel="http://schemas.microsoft.com/office/2019/extlst" xmlns:r="http://schemas.openxmlformats.org/officeDocument/2006/relationships" xmlns:m="http://schemas.openxmlformats.org/officeDocument/2006/math" xmlns:v="urn:schemas-microsoft-com:vml" xmlns:wp14="http://schemas.microsoft.com/office/word/2010/wordprocessingDrawing" xmlns:wp="http://schemas.openxmlformats.org/drawingml/2006/wordprocessingDrawing" xmlns:w10="urn:schemas-microsoft-com:office:word" xmlns:w="http://schemas.openxmlformats.org/wordprocessingml/2006/main" xmlns:w14="http://schemas.microsoft.com/office/word/2010/wordml" xmlns:w15="http://schemas.microsoft.com/office/word/2012/wordml" xmlns:w16cex="http://schemas.microsoft.com/office/word/2018/wordml/cex" xmlns:w16cid="http://schemas.microsoft.com/office/word/2016/wordml/cid" xmlns:w16="http://schemas.microsoft.com/office/word/2018/wordml" xmlns:w16du="http://schemas.microsoft.com/office/word/2023/wordml/word16du" xmlns:w16sdtdh="http://schemas.microsoft.com/office/word/2020/wordml/sdtdatahash" xmlns:w16sdtfl="http://schemas.microsoft.com/office/word/2024/wordml/sdtformatlock" xmlns:w16se="http://schemas.microsoft.com/office/word/2015/wordml/symex" xmlns:wpg="http://schemas.microsoft.com/office/word/2010/wordprocessingGroup" xmlns:wpi="http://schemas.microsoft.com/office/word/2010/wordprocessingInk" xmlns:wne="http://schemas.microsoft.com/office/word/2006/wordml" xmlns:wps="http://schemas.microsoft.com/office/word/2010/wordprocessingShape" mc:Ignorable="w14 w15 w16se w16cid w16 w16cex w16sdtdh w16sdtfl w16du wp14">
+  <w:p>
+    <w:pPr>
+      <w:pStyle w:val="a5"/>
+      <w:ind w:firstLine="0"/>
+      <w:jc w:val="center"/>
+    </w:pPr>
+    <w:r>
+      <w:rPr>
+        <w:noProof/>
+        <w:sz w:val="24"/>
+        <w:szCs w:val="24"/>
+      </w:rPr>
+      <w:drawing>
+        <wp:inline distT="0" distB="0" distL="0" distR="0" wp14:anchorId="671267CE" wp14:editId="482533C9">
+          <wp:extent cx="594360" cy="594360"/>
+          <wp:effectExtent l="0" t="0" r="0" b="0"/>
+          <wp:docPr id="2041240995" name="Рисунок 2041240995"/>
+          <wp:cNvGraphicFramePr>
+            <a:graphicFrameLocks xmlns:a="http://schemas.openxmlformats.org/drawingml/2006/main" noChangeAspect="1"/>
+          </wp:cNvGraphicFramePr>
+          <a:graphic xmlns:a="http://schemas.openxmlformats.org/drawingml/2006/main">
+            <a:graphicData uri="http://schemas.openxmlformats.org/drawingml/2006/picture">
+              <pic:pic xmlns:pic="http://schemas.openxmlformats.org/drawingml/2006/picture">
+                <pic:nvPicPr>
+                  <pic:cNvPr id="0" name="Рисунок 17"/>
+                  <pic:cNvPicPr>
+                    <a:picLocks noChangeAspect="1" noChangeArrowheads="1"/>
+                  </pic:cNvPicPr>
+                </pic:nvPicPr>
+                <pic:blipFill>
+                  <a:blip r:embed="rId1">
+                    <a:extLst>
+                      <a:ext uri="{28A0092B-C50C-407E-A947-70E740481C1C}">
+                        <a14:useLocalDpi xmlns:a14="http://schemas.microsoft.com/office/drawing/2010/main" val="0"/>
+                      </a:ext>
+                    </a:extLst>
+                  </a:blip>
+                  <a:srcRect/>
+                  <a:stretch>
+                    <a:fillRect/>
+                  </a:stretch>
+                </pic:blipFill>
+                <pic:spPr bwMode="auto">
+                  <a:xfrm>
+                    <a:off x="0" y="0"/>
+                    <a:ext cx="594360" cy="594360"/>
+                  </a:xfrm>
+                  <a:prstGeom prst="rect">
+                    <a:avLst/>
+                  </a:prstGeom>
+                  <a:noFill/>
+                  <a:ln>
+                    <a:noFill/>
+                  </a:ln>
+                </pic:spPr>
+              </pic:pic>
+            </a:graphicData>
+          </a:graphic>
+        </wp:inline>
+      </w:drawing>
+    </w:r>
+  </w:p>
+</w:hdr>
+</file>
+
+<file path=word/header2.xml><?xml version="1.0" encoding="utf-8"?>
 <w:hdr xmlns:wpc="http://schemas.microsoft.com/office/word/2010/wordprocessingCanvas" xmlns:cx="http://schemas.microsoft.com/office/drawing/2014/chartex" xmlns:cx1="http://schemas.microsoft.com/office/drawing/2015/9/8/chartex" xmlns:cx2="http://schemas.microsoft.com/office/drawing/2015/10/21/chartex" xmlns:cx3="http://schemas.microsoft.com/office/drawing/2016/5/9/chartex" xmlns:cx4="http://schemas.microsoft.com/office/drawing/2016/5/10/chartex" xmlns:cx5="http://schemas.microsoft.com/office/drawing/2016/5/11/chartex" xmlns:cx6="http://schemas.microsoft.com/office/drawing/2016/5/12/chartex" xmlns:cx7="http://schemas.microsoft.com/office/drawing/2016/5/13/chartex" xmlns:cx8="http://schemas.microsoft.com/office/drawing/2016/5/14/chartex" xmlns:mc="http://schemas.openxmlformats.org/markup-compatibility/2006" xmlns:aink="http://schemas.microsoft.com/office/drawing/2016/ink" xmlns:am3d="http://schemas.microsoft.com/office/drawing/2017/model3d" xmlns:o="urn:schemas-microsoft-com:office:office" xmlns:oel="http://schemas.microsoft.com/office/2019/extlst" xmlns:r="http://schemas.openxmlformats.org/officeDocument/2006/relationships" xmlns:m="http://schemas.openxmlformats.org/officeDocument/2006/math" xmlns:v="urn:schemas-microsoft-com:vml" xmlns:wp14="http://schemas.microsoft.com/office/word/2010/wordprocessingDrawing" xmlns:wp="http://schemas.openxmlformats.org/drawingml/2006/wordprocessingDrawing" xmlns:w10="urn:schemas-microsoft-com:office:word" xmlns:w="http://schemas.openxmlformats.org/wordprocessingml/2006/main" xmlns:w14="http://schemas.microsoft.com/office/word/2010/wordml" xmlns:w15="http://schemas.microsoft.com/office/word/2012/wordml" xmlns:w16cex="http://schemas.microsoft.com/office/word/2018/wordml/cex" xmlns:w16cid="http://schemas.microsoft.com/office/word/2016/wordml/cid" xmlns:w16="http://schemas.microsoft.com/office/word/2018/wordml" xmlns:w16du="http://schemas.microsoft.com/office/word/2023/wordml/word16du" xmlns:w16sdtdh="http://schemas.microsoft.com/office/word/2020/wordml/sdtdatahash" xmlns:w16sdtfl="http://schemas.microsoft.com/office/word/2024/wordml/sdtformatlock" xmlns:w16se="http://schemas.microsoft.com/office/word/2015/wordml/symex" xmlns:wpg="http://schemas.microsoft.com/office/word/2010/wordprocessingGroup" xmlns:wpi="http://schemas.microsoft.com/office/word/2010/wordprocessingInk" xmlns:wne="http://schemas.microsoft.com/office/word/2006/wordml" xmlns:wps="http://schemas.microsoft.com/office/word/2010/wordprocessingShape" mc:Ignorable="w14 w15 w16se w16cid w16 w16cex w16sdtdh w16sdtfl w16du wp14">
   <w:p>
     <w:pPr>
